--- a/documentation/Sprint Doku.docx
+++ b/documentation/Sprint Doku.docx
@@ -676,9 +676,13 @@
     </w:sdt>
     <w:p>
       <w:pPr>
-        <w:pStyle w:val="Heading1"/>
+        <w:pStyle w:val="Title"/>
         <w:rPr>
-          <w:rFonts w:eastAsiaTheme="minorHAnsi"/>
+          <w:rFonts w:asciiTheme="minorHAnsi" w:eastAsiaTheme="minorHAnsi" w:hAnsiTheme="minorHAnsi" w:cstheme="minorBidi"/>
+          <w:spacing w:val="0"/>
+          <w:kern w:val="2"/>
+          <w:sz w:val="24"/>
+          <w:szCs w:val="24"/>
         </w:rPr>
       </w:pPr>
     </w:p>
